--- a/Programming/Labs/Lab2/report/lab2 отч.docx
+++ b/Programming/Labs/Lab2/report/lab2 отч.docx
@@ -183,6 +183,7 @@
         <w:rPr>
           <w:rFonts w:ascii="Times New Roman" w:eastAsia="Times New Roman" w:hAnsi="Times New Roman" w:cs="Times New Roman"/>
           <w:sz w:val="36"/>
+          <w:lang w:val="ru-RU"/>
         </w:rPr>
         <w:t>2</w:t>
       </w:r>
@@ -747,6 +748,17 @@
           <w:lang w:val="ru-RU"/>
         </w:rPr>
       </w:pPr>
+      <w:r>
+        <w:rPr>
+          <w:rFonts w:ascii="Times New Roman" w:eastAsia="Times New Roman" w:hAnsi="Times New Roman" w:cs="Times New Roman"/>
+          <w:b/>
+          <w:bCs/>
+          <w:sz w:val="28"/>
+          <w:u w:val="single"/>
+          <w:lang w:val="ru-RU"/>
+        </w:rPr>
+        <w:t>https://github.com/33sai/Software-Engineering/tree/master/Programming/Labs/Lab2</w:t>
+      </w:r>
     </w:p>
     <w:p>
       <w:pPr>
@@ -793,7 +805,6 @@
           <w:sz w:val="32"/>
           <w:szCs w:val="32"/>
           <w:u w:val="single"/>
-          <w:lang w:val="ru-RU"/>
         </w:rPr>
       </w:pPr>
       <w:r>
@@ -818,38 +829,440 @@
           <w:sz w:val="32"/>
           <w:szCs w:val="32"/>
           <w:u w:val="single"/>
-          <w:lang w:val="ru-RU"/>
-        </w:rPr>
-      </w:pPr>
-    </w:p>
-    <w:p>
-      <w:pPr>
-        <w:rPr>
-          <w:rFonts w:ascii="Times New Roman" w:eastAsia="Times New Roman" w:hAnsi="Times New Roman" w:cs="Times New Roman"/>
-          <w:sz w:val="28"/>
-          <w:lang w:val="ru-RU"/>
-        </w:rPr>
-      </w:pPr>
-    </w:p>
-    <w:p>
-      <w:pPr>
-        <w:rPr>
-          <w:rFonts w:ascii="Times New Roman" w:eastAsia="Times New Roman" w:hAnsi="Times New Roman" w:cs="Times New Roman"/>
-          <w:b/>
-          <w:bCs/>
-          <w:sz w:val="28"/>
-          <w:lang w:val="ru-RU"/>
-        </w:rPr>
-      </w:pPr>
-      <w:r>
-        <w:rPr>
-          <w:rFonts w:ascii="Times New Roman" w:eastAsia="Times New Roman" w:hAnsi="Times New Roman" w:cs="Times New Roman"/>
-          <w:b/>
-          <w:bCs/>
-          <w:sz w:val="28"/>
-          <w:lang w:val="ru-RU"/>
+        </w:rPr>
+      </w:pPr>
+    </w:p>
+    <w:p>
+      <w:pPr>
+        <w:rPr>
+          <w:rFonts w:ascii="Times New Roman" w:eastAsia="Times New Roman" w:hAnsi="Times New Roman" w:cs="Times New Roman"/>
+          <w:b/>
+          <w:bCs/>
+          <w:sz w:val="32"/>
+          <w:szCs w:val="32"/>
+          <w:u w:val="single"/>
+        </w:rPr>
+      </w:pPr>
+      <w:r>
+        <w:rPr>
+          <w:rFonts w:ascii="Times New Roman" w:eastAsia="Times New Roman" w:hAnsi="Times New Roman" w:cs="Times New Roman"/>
+          <w:b/>
+          <w:bCs/>
+          <w:sz w:val="32"/>
+          <w:szCs w:val="32"/>
+          <w:u w:val="single"/>
         </w:rPr>
         <w:lastRenderedPageBreak/>
+        <w:drawing>
+          <wp:inline distT="0" distB="0" distL="0" distR="0" wp14:anchorId="5C987094" wp14:editId="276BE7DD">
+            <wp:extent cx="5731510" cy="7090410"/>
+            <wp:effectExtent l="0" t="0" r="2540" b="0"/>
+            <wp:docPr id="578756231" name="Picture 1" descr="A screenshot of a computer&#10;&#10;AI-generated content may be incorrect."/>
+            <wp:cNvGraphicFramePr>
+              <a:graphicFrameLocks xmlns:a="http://schemas.openxmlformats.org/drawingml/2006/main" noChangeAspect="1"/>
+            </wp:cNvGraphicFramePr>
+            <a:graphic xmlns:a="http://schemas.openxmlformats.org/drawingml/2006/main">
+              <a:graphicData uri="http://schemas.openxmlformats.org/drawingml/2006/picture">
+                <pic:pic xmlns:pic="http://schemas.openxmlformats.org/drawingml/2006/picture">
+                  <pic:nvPicPr>
+                    <pic:cNvPr id="578756231" name="Picture 1" descr="A screenshot of a computer&#10;&#10;AI-generated content may be incorrect."/>
+                    <pic:cNvPicPr/>
+                  </pic:nvPicPr>
+                  <pic:blipFill>
+                    <a:blip r:embed="rId9"/>
+                    <a:stretch>
+                      <a:fillRect/>
+                    </a:stretch>
+                  </pic:blipFill>
+                  <pic:spPr>
+                    <a:xfrm>
+                      <a:off x="0" y="0"/>
+                      <a:ext cx="5731510" cy="7090410"/>
+                    </a:xfrm>
+                    <a:prstGeom prst="rect">
+                      <a:avLst/>
+                    </a:prstGeom>
+                  </pic:spPr>
+                </pic:pic>
+              </a:graphicData>
+            </a:graphic>
+          </wp:inline>
+        </w:drawing>
+      </w:r>
+      <w:r>
+        <w:rPr>
+          <w:rFonts w:ascii="Times New Roman" w:eastAsia="Times New Roman" w:hAnsi="Times New Roman" w:cs="Times New Roman"/>
+          <w:b/>
+          <w:bCs/>
+          <w:sz w:val="32"/>
+          <w:szCs w:val="32"/>
+          <w:u w:val="single"/>
+        </w:rPr>
+        <w:lastRenderedPageBreak/>
+        <w:drawing>
+          <wp:inline distT="0" distB="0" distL="0" distR="0" wp14:anchorId="36CFD2B2" wp14:editId="17F33958">
+            <wp:extent cx="5731510" cy="5599430"/>
+            <wp:effectExtent l="0" t="0" r="2540" b="1270"/>
+            <wp:docPr id="1092615169" name="Picture 1" descr="A screenshot of a computer&#10;&#10;AI-generated content may be incorrect."/>
+            <wp:cNvGraphicFramePr>
+              <a:graphicFrameLocks xmlns:a="http://schemas.openxmlformats.org/drawingml/2006/main" noChangeAspect="1"/>
+            </wp:cNvGraphicFramePr>
+            <a:graphic xmlns:a="http://schemas.openxmlformats.org/drawingml/2006/main">
+              <a:graphicData uri="http://schemas.openxmlformats.org/drawingml/2006/picture">
+                <pic:pic xmlns:pic="http://schemas.openxmlformats.org/drawingml/2006/picture">
+                  <pic:nvPicPr>
+                    <pic:cNvPr id="1092615169" name="Picture 1" descr="A screenshot of a computer&#10;&#10;AI-generated content may be incorrect."/>
+                    <pic:cNvPicPr/>
+                  </pic:nvPicPr>
+                  <pic:blipFill>
+                    <a:blip r:embed="rId10"/>
+                    <a:stretch>
+                      <a:fillRect/>
+                    </a:stretch>
+                  </pic:blipFill>
+                  <pic:spPr>
+                    <a:xfrm>
+                      <a:off x="0" y="0"/>
+                      <a:ext cx="5731510" cy="5599430"/>
+                    </a:xfrm>
+                    <a:prstGeom prst="rect">
+                      <a:avLst/>
+                    </a:prstGeom>
+                  </pic:spPr>
+                </pic:pic>
+              </a:graphicData>
+            </a:graphic>
+          </wp:inline>
+        </w:drawing>
+      </w:r>
+      <w:r>
+        <w:rPr>
+          <w:rFonts w:ascii="Times New Roman" w:eastAsia="Times New Roman" w:hAnsi="Times New Roman" w:cs="Times New Roman"/>
+          <w:b/>
+          <w:bCs/>
+          <w:sz w:val="32"/>
+          <w:szCs w:val="32"/>
+          <w:u w:val="single"/>
+        </w:rPr>
+        <w:lastRenderedPageBreak/>
+        <w:drawing>
+          <wp:inline distT="0" distB="0" distL="0" distR="0" wp14:anchorId="3AC68907" wp14:editId="7F1E438D">
+            <wp:extent cx="5731510" cy="5579745"/>
+            <wp:effectExtent l="0" t="0" r="2540" b="1905"/>
+            <wp:docPr id="1390233286" name="Picture 1" descr="A screenshot of a computer&#10;&#10;AI-generated content may be incorrect."/>
+            <wp:cNvGraphicFramePr>
+              <a:graphicFrameLocks xmlns:a="http://schemas.openxmlformats.org/drawingml/2006/main" noChangeAspect="1"/>
+            </wp:cNvGraphicFramePr>
+            <a:graphic xmlns:a="http://schemas.openxmlformats.org/drawingml/2006/main">
+              <a:graphicData uri="http://schemas.openxmlformats.org/drawingml/2006/picture">
+                <pic:pic xmlns:pic="http://schemas.openxmlformats.org/drawingml/2006/picture">
+                  <pic:nvPicPr>
+                    <pic:cNvPr id="1390233286" name="Picture 1" descr="A screenshot of a computer&#10;&#10;AI-generated content may be incorrect."/>
+                    <pic:cNvPicPr/>
+                  </pic:nvPicPr>
+                  <pic:blipFill>
+                    <a:blip r:embed="rId11"/>
+                    <a:stretch>
+                      <a:fillRect/>
+                    </a:stretch>
+                  </pic:blipFill>
+                  <pic:spPr>
+                    <a:xfrm>
+                      <a:off x="0" y="0"/>
+                      <a:ext cx="5731510" cy="5579745"/>
+                    </a:xfrm>
+                    <a:prstGeom prst="rect">
+                      <a:avLst/>
+                    </a:prstGeom>
+                  </pic:spPr>
+                </pic:pic>
+              </a:graphicData>
+            </a:graphic>
+          </wp:inline>
+        </w:drawing>
+      </w:r>
+      <w:r>
+        <w:rPr>
+          <w:rFonts w:ascii="Times New Roman" w:eastAsia="Times New Roman" w:hAnsi="Times New Roman" w:cs="Times New Roman"/>
+          <w:b/>
+          <w:bCs/>
+          <w:sz w:val="32"/>
+          <w:szCs w:val="32"/>
+          <w:u w:val="single"/>
+        </w:rPr>
+        <w:lastRenderedPageBreak/>
+        <w:drawing>
+          <wp:inline distT="0" distB="0" distL="0" distR="0" wp14:anchorId="0E1A9FE3" wp14:editId="3B8C4810">
+            <wp:extent cx="5731510" cy="5553075"/>
+            <wp:effectExtent l="0" t="0" r="2540" b="9525"/>
+            <wp:docPr id="1566353218" name="Picture 1" descr="A screenshot of a computer&#10;&#10;AI-generated content may be incorrect."/>
+            <wp:cNvGraphicFramePr>
+              <a:graphicFrameLocks xmlns:a="http://schemas.openxmlformats.org/drawingml/2006/main" noChangeAspect="1"/>
+            </wp:cNvGraphicFramePr>
+            <a:graphic xmlns:a="http://schemas.openxmlformats.org/drawingml/2006/main">
+              <a:graphicData uri="http://schemas.openxmlformats.org/drawingml/2006/picture">
+                <pic:pic xmlns:pic="http://schemas.openxmlformats.org/drawingml/2006/picture">
+                  <pic:nvPicPr>
+                    <pic:cNvPr id="1566353218" name="Picture 1" descr="A screenshot of a computer&#10;&#10;AI-generated content may be incorrect."/>
+                    <pic:cNvPicPr/>
+                  </pic:nvPicPr>
+                  <pic:blipFill>
+                    <a:blip r:embed="rId12"/>
+                    <a:stretch>
+                      <a:fillRect/>
+                    </a:stretch>
+                  </pic:blipFill>
+                  <pic:spPr>
+                    <a:xfrm>
+                      <a:off x="0" y="0"/>
+                      <a:ext cx="5731510" cy="5553075"/>
+                    </a:xfrm>
+                    <a:prstGeom prst="rect">
+                      <a:avLst/>
+                    </a:prstGeom>
+                  </pic:spPr>
+                </pic:pic>
+              </a:graphicData>
+            </a:graphic>
+          </wp:inline>
+        </w:drawing>
+      </w:r>
+      <w:r>
+        <w:rPr>
+          <w:rFonts w:ascii="Times New Roman" w:eastAsia="Times New Roman" w:hAnsi="Times New Roman" w:cs="Times New Roman"/>
+          <w:b/>
+          <w:bCs/>
+          <w:sz w:val="32"/>
+          <w:szCs w:val="32"/>
+          <w:u w:val="single"/>
+        </w:rPr>
+        <w:lastRenderedPageBreak/>
+        <w:drawing>
+          <wp:inline distT="0" distB="0" distL="0" distR="0" wp14:anchorId="4F0F13F1" wp14:editId="2055768E">
+            <wp:extent cx="5731510" cy="7018655"/>
+            <wp:effectExtent l="0" t="0" r="2540" b="0"/>
+            <wp:docPr id="2106341244" name="Picture 1" descr="A screenshot of a computer&#10;&#10;AI-generated content may be incorrect."/>
+            <wp:cNvGraphicFramePr>
+              <a:graphicFrameLocks xmlns:a="http://schemas.openxmlformats.org/drawingml/2006/main" noChangeAspect="1"/>
+            </wp:cNvGraphicFramePr>
+            <a:graphic xmlns:a="http://schemas.openxmlformats.org/drawingml/2006/main">
+              <a:graphicData uri="http://schemas.openxmlformats.org/drawingml/2006/picture">
+                <pic:pic xmlns:pic="http://schemas.openxmlformats.org/drawingml/2006/picture">
+                  <pic:nvPicPr>
+                    <pic:cNvPr id="2106341244" name="Picture 1" descr="A screenshot of a computer&#10;&#10;AI-generated content may be incorrect."/>
+                    <pic:cNvPicPr/>
+                  </pic:nvPicPr>
+                  <pic:blipFill>
+                    <a:blip r:embed="rId13"/>
+                    <a:stretch>
+                      <a:fillRect/>
+                    </a:stretch>
+                  </pic:blipFill>
+                  <pic:spPr>
+                    <a:xfrm>
+                      <a:off x="0" y="0"/>
+                      <a:ext cx="5731510" cy="7018655"/>
+                    </a:xfrm>
+                    <a:prstGeom prst="rect">
+                      <a:avLst/>
+                    </a:prstGeom>
+                  </pic:spPr>
+                </pic:pic>
+              </a:graphicData>
+            </a:graphic>
+          </wp:inline>
+        </w:drawing>
+      </w:r>
+      <w:r>
+        <w:rPr>
+          <w:rFonts w:ascii="Times New Roman" w:eastAsia="Times New Roman" w:hAnsi="Times New Roman" w:cs="Times New Roman"/>
+          <w:b/>
+          <w:bCs/>
+          <w:sz w:val="32"/>
+          <w:szCs w:val="32"/>
+          <w:u w:val="single"/>
+        </w:rPr>
+        <w:lastRenderedPageBreak/>
+        <w:drawing>
+          <wp:inline distT="0" distB="0" distL="0" distR="0" wp14:anchorId="4FAE538F" wp14:editId="263DEFCE">
+            <wp:extent cx="5731510" cy="7108825"/>
+            <wp:effectExtent l="0" t="0" r="2540" b="0"/>
+            <wp:docPr id="2104332011" name="Picture 1" descr="A screenshot of a computer&#10;&#10;AI-generated content may be incorrect."/>
+            <wp:cNvGraphicFramePr>
+              <a:graphicFrameLocks xmlns:a="http://schemas.openxmlformats.org/drawingml/2006/main" noChangeAspect="1"/>
+            </wp:cNvGraphicFramePr>
+            <a:graphic xmlns:a="http://schemas.openxmlformats.org/drawingml/2006/main">
+              <a:graphicData uri="http://schemas.openxmlformats.org/drawingml/2006/picture">
+                <pic:pic xmlns:pic="http://schemas.openxmlformats.org/drawingml/2006/picture">
+                  <pic:nvPicPr>
+                    <pic:cNvPr id="2104332011" name="Picture 1" descr="A screenshot of a computer&#10;&#10;AI-generated content may be incorrect."/>
+                    <pic:cNvPicPr/>
+                  </pic:nvPicPr>
+                  <pic:blipFill>
+                    <a:blip r:embed="rId14"/>
+                    <a:stretch>
+                      <a:fillRect/>
+                    </a:stretch>
+                  </pic:blipFill>
+                  <pic:spPr>
+                    <a:xfrm>
+                      <a:off x="0" y="0"/>
+                      <a:ext cx="5731510" cy="7108825"/>
+                    </a:xfrm>
+                    <a:prstGeom prst="rect">
+                      <a:avLst/>
+                    </a:prstGeom>
+                  </pic:spPr>
+                </pic:pic>
+              </a:graphicData>
+            </a:graphic>
+          </wp:inline>
+        </w:drawing>
+      </w:r>
+    </w:p>
+    <w:p>
+      <w:pPr>
+        <w:rPr>
+          <w:rFonts w:ascii="Times New Roman" w:eastAsia="Times New Roman" w:hAnsi="Times New Roman" w:cs="Times New Roman"/>
+          <w:b/>
+          <w:bCs/>
+          <w:sz w:val="32"/>
+          <w:szCs w:val="32"/>
+          <w:u w:val="single"/>
+        </w:rPr>
+      </w:pPr>
+    </w:p>
+    <w:p>
+      <w:pPr>
+        <w:rPr>
+          <w:rFonts w:ascii="Times New Roman" w:eastAsia="Times New Roman" w:hAnsi="Times New Roman" w:cs="Times New Roman"/>
+          <w:b/>
+          <w:bCs/>
+          <w:sz w:val="32"/>
+          <w:szCs w:val="32"/>
+          <w:u w:val="single"/>
+        </w:rPr>
+      </w:pPr>
+    </w:p>
+    <w:p>
+      <w:pPr>
+        <w:rPr>
+          <w:rFonts w:ascii="Times New Roman" w:eastAsia="Times New Roman" w:hAnsi="Times New Roman" w:cs="Times New Roman"/>
+          <w:b/>
+          <w:bCs/>
+          <w:sz w:val="32"/>
+          <w:szCs w:val="32"/>
+          <w:u w:val="single"/>
+        </w:rPr>
+      </w:pPr>
+    </w:p>
+    <w:p>
+      <w:pPr>
+        <w:rPr>
+          <w:rFonts w:ascii="Times New Roman" w:eastAsia="Times New Roman" w:hAnsi="Times New Roman" w:cs="Times New Roman"/>
+          <w:b/>
+          <w:bCs/>
+          <w:sz w:val="32"/>
+          <w:szCs w:val="32"/>
+          <w:u w:val="single"/>
+        </w:rPr>
+      </w:pPr>
+      <w:r>
+        <w:rPr>
+          <w:rFonts w:ascii="Times New Roman" w:eastAsia="Times New Roman" w:hAnsi="Times New Roman" w:cs="Times New Roman"/>
+          <w:b/>
+          <w:bCs/>
+          <w:sz w:val="32"/>
+          <w:szCs w:val="32"/>
+          <w:u w:val="single"/>
+        </w:rPr>
+        <w:t>UML DIAGRAM:</w:t>
+      </w:r>
+    </w:p>
+    <w:p>
+      <w:pPr>
+        <w:rPr>
+          <w:rFonts w:ascii="Times New Roman" w:eastAsia="Times New Roman" w:hAnsi="Times New Roman" w:cs="Times New Roman"/>
+          <w:b/>
+          <w:bCs/>
+          <w:sz w:val="32"/>
+          <w:szCs w:val="32"/>
+          <w:u w:val="single"/>
+        </w:rPr>
+      </w:pPr>
+      <w:r>
+        <w:rPr>
+          <w:rFonts w:ascii="Times New Roman" w:eastAsia="Times New Roman" w:hAnsi="Times New Roman" w:cs="Times New Roman"/>
+          <w:b/>
+          <w:bCs/>
+          <w:sz w:val="32"/>
+          <w:szCs w:val="32"/>
+          <w:u w:val="single"/>
+        </w:rPr>
+        <w:lastRenderedPageBreak/>
+        <w:drawing>
+          <wp:inline distT="0" distB="0" distL="0" distR="0" wp14:anchorId="0DC59128" wp14:editId="2301F668">
+            <wp:extent cx="5731510" cy="3786505"/>
+            <wp:effectExtent l="0" t="0" r="2540" b="4445"/>
+            <wp:docPr id="1663400837" name="Picture 1" descr="A white background with black text&#10;&#10;AI-generated content may be incorrect."/>
+            <wp:cNvGraphicFramePr>
+              <a:graphicFrameLocks xmlns:a="http://schemas.openxmlformats.org/drawingml/2006/main" noChangeAspect="1"/>
+            </wp:cNvGraphicFramePr>
+            <a:graphic xmlns:a="http://schemas.openxmlformats.org/drawingml/2006/main">
+              <a:graphicData uri="http://schemas.openxmlformats.org/drawingml/2006/picture">
+                <pic:pic xmlns:pic="http://schemas.openxmlformats.org/drawingml/2006/picture">
+                  <pic:nvPicPr>
+                    <pic:cNvPr id="1663400837" name="Picture 1" descr="A white background with black text&#10;&#10;AI-generated content may be incorrect."/>
+                    <pic:cNvPicPr/>
+                  </pic:nvPicPr>
+                  <pic:blipFill>
+                    <a:blip r:embed="rId15"/>
+                    <a:stretch>
+                      <a:fillRect/>
+                    </a:stretch>
+                  </pic:blipFill>
+                  <pic:spPr>
+                    <a:xfrm>
+                      <a:off x="0" y="0"/>
+                      <a:ext cx="5731510" cy="3786505"/>
+                    </a:xfrm>
+                    <a:prstGeom prst="rect">
+                      <a:avLst/>
+                    </a:prstGeom>
+                  </pic:spPr>
+                </pic:pic>
+              </a:graphicData>
+            </a:graphic>
+          </wp:inline>
+        </w:drawing>
+      </w:r>
+    </w:p>
+    <w:p>
+      <w:pPr>
+        <w:rPr>
+          <w:rFonts w:ascii="Times New Roman" w:eastAsia="Times New Roman" w:hAnsi="Times New Roman" w:cs="Times New Roman"/>
+          <w:sz w:val="28"/>
+        </w:rPr>
+      </w:pPr>
+    </w:p>
+    <w:p>
+      <w:pPr>
+        <w:rPr>
+          <w:rFonts w:ascii="Times New Roman" w:eastAsia="Times New Roman" w:hAnsi="Times New Roman" w:cs="Times New Roman"/>
+          <w:b/>
+          <w:bCs/>
+          <w:sz w:val="28"/>
+          <w:lang w:val="ru-RU"/>
+        </w:rPr>
+      </w:pPr>
+      <w:r>
+        <w:rPr>
+          <w:rFonts w:ascii="Times New Roman" w:eastAsia="Times New Roman" w:hAnsi="Times New Roman" w:cs="Times New Roman"/>
+          <w:b/>
+          <w:bCs/>
+          <w:sz w:val="28"/>
+          <w:lang w:val="ru-RU"/>
+        </w:rPr>
         <w:t>Вывод по работе:</w:t>
       </w:r>
     </w:p>
@@ -858,23 +1271,72 @@
         <w:rPr>
           <w:rFonts w:ascii="Times New Roman" w:eastAsia="Times New Roman" w:hAnsi="Times New Roman"/>
           <w:sz w:val="24"/>
-        </w:rPr>
-      </w:pPr>
-      <w:r>
-        <w:rPr>
-          <w:rFonts w:ascii="Times New Roman" w:eastAsia="Times New Roman" w:hAnsi="Times New Roman" w:cs="Times New Roman"/>
-          <w:sz w:val="28"/>
-        </w:rPr>
+          <w:lang w:val="ru-RU"/>
+        </w:rPr>
+      </w:pPr>
+      <w:r>
+        <w:rPr>
+          <w:rFonts w:ascii="Times New Roman" w:eastAsia="Times New Roman" w:hAnsi="Times New Roman"/>
+          <w:sz w:val="24"/>
+          <w:lang w:val="ru-RU"/>
+        </w:rPr>
+        <w:t xml:space="preserve">В ходе работы я освоил подключение и использование внешних </w:t>
+      </w:r>
+      <w:r>
+        <w:rPr>
+          <w:rFonts w:ascii="Times New Roman" w:eastAsia="Times New Roman" w:hAnsi="Times New Roman"/>
+          <w:sz w:val="24"/>
+        </w:rPr>
+        <w:t>JAR</w:t>
+      </w:r>
+      <w:r>
+        <w:rPr>
+          <w:rFonts w:ascii="Times New Roman" w:eastAsia="Times New Roman" w:hAnsi="Times New Roman"/>
+          <w:sz w:val="24"/>
+          <w:lang w:val="ru-RU"/>
+        </w:rPr>
+        <w:t xml:space="preserve">-файлов, научился работать с документацией и углубился в объектно-ориентированное программирование на </w:t>
+      </w:r>
+      <w:r>
+        <w:rPr>
+          <w:rFonts w:ascii="Times New Roman" w:eastAsia="Times New Roman" w:hAnsi="Times New Roman"/>
+          <w:sz w:val="24"/>
+        </w:rPr>
+        <w:t>Java</w:t>
+      </w:r>
+      <w:r>
+        <w:rPr>
+          <w:rFonts w:ascii="Times New Roman" w:eastAsia="Times New Roman" w:hAnsi="Times New Roman"/>
+          <w:sz w:val="24"/>
+          <w:lang w:val="ru-RU"/>
+        </w:rPr>
+        <w:t>. Приобрёл навыки работы с классами, конструкторами, полями и модификаторами доступа, что потребовало у меня значительных усилий.</w:t>
+      </w:r>
+    </w:p>
+    <w:p>
+      <w:pPr>
+        <w:rPr>
+          <w:rFonts w:ascii="Times New Roman" w:eastAsia="Times New Roman" w:hAnsi="Times New Roman"/>
+          <w:sz w:val="24"/>
+          <w:lang w:val="ru-RU"/>
+        </w:rPr>
+      </w:pPr>
+      <w:r>
+        <w:rPr>
+          <w:rFonts w:ascii="Times New Roman" w:eastAsia="Times New Roman" w:hAnsi="Times New Roman" w:cs="Times New Roman"/>
+          <w:sz w:val="28"/>
+        </w:rPr>
+        <w:lastRenderedPageBreak/>
         <mc:AlternateContent>
           <mc:Choice Requires="wps">
             <w:drawing>
-              <wp:anchor distT="0" distB="0" distL="114300" distR="114300" simplePos="0" relativeHeight="251672576" behindDoc="0" locked="0" layoutInCell="1" allowOverlap="1" wp14:anchorId="116BE12B" wp14:editId="5B4D85B2">
+              <wp:anchor distT="0" distB="0" distL="114300" distR="114300" simplePos="0" relativeHeight="251672576" behindDoc="0" locked="0" layoutInCell="1" allowOverlap="1" wp14:anchorId="116BE12B" wp14:editId="5128E535">
                 <wp:simplePos x="0" y="0"/>
-                <wp:positionH relativeFrom="column">
-                  <wp:posOffset>1516380</wp:posOffset>
+                <wp:positionH relativeFrom="margin">
+                  <wp:align>left</wp:align>
                 </wp:positionH>
                 <wp:positionV relativeFrom="paragraph">
-                  <wp:posOffset>1074420</wp:posOffset>
+                  <wp:posOffset>555805</wp:posOffset>
                 </wp:positionV>
                 <wp:extent cx="929640" cy="289560"/>
                 <wp:effectExtent l="0" t="0" r="0" b="0"/>
@@ -906,12 +1368,6 @@
                                 <w:color w:val="FFFFFF" w:themeColor="background1"/>
                               </w:rPr>
                             </w:pPr>
-                            <w:r>
-                              <w:rPr>
-                                <w:color w:val="FFFFFF" w:themeColor="background1"/>
-                              </w:rPr>
-                              <w:t>До-ирони</w:t>
-                            </w:r>
                           </w:p>
                         </w:txbxContent>
                       </wps:txbx>
@@ -939,7 +1395,7 @@
                 <v:stroke joinstyle="miter"/>
                 <v:path gradientshapeok="t" o:connecttype="rect"/>
               </v:shapetype>
-              <v:shape id="Надпись 18" o:spid="_x0000_s1026" type="#_x0000_t202" style="position:absolute;margin-left:119.4pt;margin-top:84.6pt;width:73.2pt;height:22.8pt;z-index:251672576;visibility:visible;mso-wrap-style:square;mso-width-percent:0;mso-height-percent:0;mso-wrap-distance-left:9pt;mso-wrap-distance-top:0;mso-wrap-distance-right:9pt;mso-wrap-distance-bottom:0;mso-position-horizontal:absolute;mso-position-horizontal-relative:text;mso-position-vertical:absolute;mso-position-vertical-relative:text;mso-width-percent:0;mso-height-percent:0;mso-width-relative:margin;mso-height-relative:margin;v-text-anchor:top" o:gfxdata="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" filled="f" stroked="f" strokeweight=".5pt">
+              <v:shape id="Надпись 18" o:spid="_x0000_s1026" type="#_x0000_t202" style="position:absolute;margin-left:0;margin-top:43.75pt;width:73.2pt;height:22.8pt;z-index:251672576;visibility:visible;mso-wrap-style:square;mso-width-percent:0;mso-height-percent:0;mso-wrap-distance-left:9pt;mso-wrap-distance-top:0;mso-wrap-distance-right:9pt;mso-wrap-distance-bottom:0;mso-position-horizontal:left;mso-position-horizontal-relative:margin;mso-position-vertical:absolute;mso-position-vertical-relative:text;mso-width-percent:0;mso-height-percent:0;mso-width-relative:margin;mso-height-relative:margin;v-text-anchor:top" o:gfxdata="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" filled="f" stroked="f" strokeweight=".5pt">
                 <v:textbox>
                   <w:txbxContent>
                     <w:p>
@@ -948,19 +1404,127 @@
                           <w:color w:val="FFFFFF" w:themeColor="background1"/>
                         </w:rPr>
                       </w:pPr>
-                      <w:r>
-                        <w:rPr>
-                          <w:color w:val="FFFFFF" w:themeColor="background1"/>
-                        </w:rPr>
-                        <w:t>До-ирони</w:t>
-                      </w:r>
                     </w:p>
                   </w:txbxContent>
                 </v:textbox>
+                <w10:wrap anchorx="margin"/>
               </v:shape>
             </w:pict>
           </mc:Fallback>
         </mc:AlternateContent>
+      </w:r>
+      <w:r>
+        <mc:AlternateContent>
+          <mc:Choice Requires="wps">
+            <w:drawing>
+              <wp:inline distT="0" distB="0" distL="0" distR="0" wp14:anchorId="758BFAF4" wp14:editId="67A5C201">
+                <wp:extent cx="307340" cy="307340"/>
+                <wp:effectExtent l="0" t="0" r="0" b="0"/>
+                <wp:docPr id="438274466" name="Rectangle 4" descr="Ryan Els on X"/>
+                <wp:cNvGraphicFramePr>
+                  <a:graphicFrameLocks xmlns:a="http://schemas.openxmlformats.org/drawingml/2006/main" noChangeAspect="1"/>
+                </wp:cNvGraphicFramePr>
+                <a:graphic xmlns:a="http://schemas.openxmlformats.org/drawingml/2006/main">
+                  <a:graphicData uri="http://schemas.microsoft.com/office/word/2010/wordprocessingShape">
+                    <wps:wsp>
+                      <wps:cNvSpPr>
+                        <a:spLocks noChangeAspect="1" noChangeArrowheads="1"/>
+                      </wps:cNvSpPr>
+                      <wps:spPr bwMode="auto">
+                        <a:xfrm>
+                          <a:off x="0" y="0"/>
+                          <a:ext cx="307340" cy="307340"/>
+                        </a:xfrm>
+                        <a:prstGeom prst="rect">
+                          <a:avLst/>
+                        </a:prstGeom>
+                        <a:noFill/>
+                        <a:ln>
+                          <a:noFill/>
+                        </a:ln>
+                        <a:extLst>
+                          <a:ext uri="{909E8E84-426E-40DD-AFC4-6F175D3DCCD1}">
+                            <a14:hiddenFill xmlns:a14="http://schemas.microsoft.com/office/drawing/2010/main">
+                              <a:solidFill>
+                                <a:srgbClr val="FFFFFF"/>
+                              </a:solidFill>
+                            </a14:hiddenFill>
+                          </a:ext>
+                          <a:ext uri="{91240B29-F687-4F45-9708-019B960494DF}">
+                            <a14:hiddenLine xmlns:a14="http://schemas.microsoft.com/office/drawing/2010/main" w="9525">
+                              <a:solidFill>
+                                <a:srgbClr val="000000"/>
+                              </a:solidFill>
+                              <a:miter lim="800000"/>
+                              <a:headEnd/>
+                              <a:tailEnd/>
+                            </a14:hiddenLine>
+                          </a:ext>
+                        </a:extLst>
+                      </wps:spPr>
+                      <wps:bodyPr rot="0" vert="horz" wrap="square" lIns="91440" tIns="45720" rIns="91440" bIns="45720" anchor="t" anchorCtr="0" upright="1">
+                        <a:noAutofit/>
+                      </wps:bodyPr>
+                    </wps:wsp>
+                  </a:graphicData>
+                </a:graphic>
+              </wp:inline>
+            </w:drawing>
+          </mc:Choice>
+          <mc:Fallback>
+            <w:pict>
+              <v:rect w14:anchorId="03C231AD" id="Rectangle 4" o:spid="_x0000_s1026" alt="Ryan Els on X" style="width:24.2pt;height:24.2pt;visibility:visible;mso-wrap-style:square;mso-left-percent:-10001;mso-top-percent:-10001;mso-position-horizontal:absolute;mso-position-horizontal-relative:char;mso-position-vertical:absolute;mso-position-vertical-relative:line;mso-left-percent:-10001;mso-top-percent:-10001;v-text-anchor:top" o:gfxdata="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" filled="f" stroked="f">
+                <o:lock v:ext="edit" aspectratio="t"/>
+                <w10:anchorlock/>
+              </v:rect>
+            </w:pict>
+          </mc:Fallback>
+        </mc:AlternateContent>
+      </w:r>
+      <w:r>
+        <w:t xml:space="preserve"> </w:t>
+      </w:r>
+      <w:r>
+        <w:rPr>
+          <w:rFonts w:ascii="Times New Roman" w:eastAsia="Times New Roman" w:hAnsi="Times New Roman"/>
+          <w:sz w:val="24"/>
+          <w:lang w:val="ru-RU"/>
+        </w:rPr>
+        <w:drawing>
+          <wp:inline distT="0" distB="0" distL="0" distR="0" wp14:anchorId="69E1AF77" wp14:editId="09EF270F">
+            <wp:extent cx="5731510" cy="6111875"/>
+            <wp:effectExtent l="0" t="0" r="2540" b="3175"/>
+            <wp:docPr id="405833609" name="Picture 1" descr="A dog standing on two cans&#10;&#10;AI-generated content may be incorrect."/>
+            <wp:cNvGraphicFramePr>
+              <a:graphicFrameLocks xmlns:a="http://schemas.openxmlformats.org/drawingml/2006/main" noChangeAspect="1"/>
+            </wp:cNvGraphicFramePr>
+            <a:graphic xmlns:a="http://schemas.openxmlformats.org/drawingml/2006/main">
+              <a:graphicData uri="http://schemas.openxmlformats.org/drawingml/2006/picture">
+                <pic:pic xmlns:pic="http://schemas.openxmlformats.org/drawingml/2006/picture">
+                  <pic:nvPicPr>
+                    <pic:cNvPr id="405833609" name="Picture 1" descr="A dog standing on two cans&#10;&#10;AI-generated content may be incorrect."/>
+                    <pic:cNvPicPr/>
+                  </pic:nvPicPr>
+                  <pic:blipFill>
+                    <a:blip r:embed="rId16"/>
+                    <a:stretch>
+                      <a:fillRect/>
+                    </a:stretch>
+                  </pic:blipFill>
+                  <pic:spPr>
+                    <a:xfrm>
+                      <a:off x="0" y="0"/>
+                      <a:ext cx="5731510" cy="6111875"/>
+                    </a:xfrm>
+                    <a:prstGeom prst="rect">
+                      <a:avLst/>
+                    </a:prstGeom>
+                  </pic:spPr>
+                </pic:pic>
+              </a:graphicData>
+            </a:graphic>
+          </wp:inline>
+        </w:drawing>
       </w:r>
       <w:r>
         <w:rPr>
@@ -1008,12 +1572,6 @@
                                 <w:color w:val="FFFFFF" w:themeColor="background1"/>
                               </w:rPr>
                             </w:pPr>
-                            <w:r>
-                              <w:rPr>
-                                <w:color w:val="FFFFFF" w:themeColor="background1"/>
-                              </w:rPr>
-                              <w:t>Мета-ирония</w:t>
-                            </w:r>
                           </w:p>
                         </w:txbxContent>
                       </wps:txbx>
@@ -1046,12 +1604,6 @@
                           <w:color w:val="FFFFFF" w:themeColor="background1"/>
                         </w:rPr>
                       </w:pPr>
-                      <w:r>
-                        <w:rPr>
-                          <w:color w:val="FFFFFF" w:themeColor="background1"/>
-                        </w:rPr>
-                        <w:t>Мета-ирония</w:t>
-                      </w:r>
                     </w:p>
                   </w:txbxContent>
                 </v:textbox>
@@ -1134,12 +1686,6 @@
             </w:pict>
           </mc:Fallback>
         </mc:AlternateContent>
-      </w:r>
-    </w:p>
-    <w:p/>
-    <w:p>
-      <w:r>
-        <w:t xml:space="preserve"> </w:t>
       </w:r>
     </w:p>
     <w:sectPr>
